--- a/analisis_diseno_3_bti/edicion_v1_0/salida/ADS_3BTI_CUADERNO_DE_PRACTICAS_v1_0.docx
+++ b/analisis_diseno_3_bti/edicion_v1_0/salida/ADS_3BTI_CUADERNO_DE_PRACTICAS_v1_0.docx
@@ -163,7 +163,7 @@
               <w:rPr>
                 <w:sz w:val="20"/>
               </w:rPr>
-              <w:t>Edición comercial v1.0: las 16 prácticas del libro del estudiante, en tres niveles, con renglones para responder a mano. Se usa junto con el libro, que tiene la teoría, los ejemplos y las evaluaciones.</w:t>
+              <w:t>Edición comercial v1.0: las 16 prácticas del libro del estudiante, en tres niveles, con renglones para responder a mano. Se usa junto con el libro, que tiene la teoría, los ejemplos y las evaluaciones. Cuando el texto dice «Work», se refiere al informe de diagnóstico y propuesta curricular de la colección (v0.1, 14 de octubre de 2026).</w:t>
             </w:r>
           </w:p>
         </w:tc>
